--- a/docs/digests/Translation Tool - Daily Digest #7 - 20260914.docx
+++ b/docs/digests/Translation Tool - Daily Digest #7 - 20260914.docx
@@ -83,13 +83,13 @@
         <w:t xml:space="preserve">What got done</w:t>
       </w:r>
     </w:p>
-    <w:bookmarkStart w:id="9" w:name="Xa6f360423518e446989650322a71bd43ae9bd05"/>
+    <w:bookmarkStart w:id="9" w:name="X703ada3418b6164646caf05aff14550bb8af349"/>
     <w:p>
       <w:pPr>
         <w:pStyle w:val="Heading3"/>
       </w:pPr>
       <w:r>
-        <w:t xml:space="preserve">The tool was preferring a machine’s guess to his own words</w:t>
+        <w:t xml:space="preserve">The tool was preferring a machine’s guess to Geshe Michael’s own words</w:t>
       </w:r>
     </w:p>
     <w:p>
@@ -103,19 +103,25 @@
         <w:t xml:space="preserve"> </w:t>
       </w:r>
       <w:r>
-        <w:t xml:space="preserve">over eight thousand are his, from his glossary and his own curated list. About</w:t>
-      </w:r>
-      <w:r>
-        <w:t xml:space="preserve"> </w:t>
-      </w:r>
-      <w:r>
-        <w:t xml:space="preserve">four thousand are a machine’s attempt to match his English to a Tibetan phrase,</w:t>
-      </w:r>
-      <w:r>
-        <w:t xml:space="preserve"> </w:t>
-      </w:r>
-      <w:r>
-        <w:t xml:space="preserve">and those are labelled provisional because that is what they are.</w:t>
+        <w:t xml:space="preserve">over eight thousand are Geshe Michael’s, from the glossary and the curated</w:t>
+      </w:r>
+      <w:r>
+        <w:t xml:space="preserve"> </w:t>
+      </w:r>
+      <w:r>
+        <w:t xml:space="preserve">list. About four thousand are a machine’s attempt to match Geshe Michael’s</w:t>
+      </w:r>
+      <w:r>
+        <w:t xml:space="preserve"> </w:t>
+      </w:r>
+      <w:r>
+        <w:t xml:space="preserve">English to a Tibetan phrase, and those are labelled provisional because that is</w:t>
+      </w:r>
+      <w:r>
+        <w:t xml:space="preserve"> </w:t>
+      </w:r>
+      <w:r>
+        <w:t xml:space="preserve">what they are.</w:t>
       </w:r>
     </w:p>
     <w:p>
@@ -142,19 +148,19 @@
         <w:t xml:space="preserve">the longest one</w:t>
       </w:r>
       <w:r>
-        <w:t xml:space="preserve">. Nothing in that rule asked which was his.</w:t>
-      </w:r>
-      <w:r>
-        <w:t xml:space="preserve"> </w:t>
-      </w:r>
-      <w:r>
-        <w:t xml:space="preserve">So a four-word machine guess beat the two-word curated entry sitting inside it,</w:t>
-      </w:r>
-      <w:r>
-        <w:t xml:space="preserve"> </w:t>
-      </w:r>
-      <w:r>
-        <w:t xml:space="preserve">and</w:t>
+        <w:t xml:space="preserve">. Nothing in that rule asked which reading</w:t>
+      </w:r>
+      <w:r>
+        <w:t xml:space="preserve"> </w:t>
+      </w:r>
+      <w:r>
+        <w:t xml:space="preserve">was Geshe Michael’s. So a four-word machine guess beat the two-word curated</w:t>
+      </w:r>
+      <w:r>
+        <w:t xml:space="preserve"> </w:t>
+      </w:r>
+      <w:r>
+        <w:t xml:space="preserve">entry sitting inside it, and</w:t>
       </w:r>
       <w:r>
         <w:t xml:space="preserve"> </w:t>
@@ -166,7 +172,13 @@
         <w:t xml:space="preserve"> </w:t>
       </w:r>
       <w:r>
-        <w:t xml:space="preserve">— his own word for it, hand-curated — was passed over for</w:t>
+        <w:t xml:space="preserve">— Geshe Michael’s own word for it,</w:t>
+      </w:r>
+      <w:r>
+        <w:t xml:space="preserve"> </w:t>
+      </w:r>
+      <w:r>
+        <w:t xml:space="preserve">hand-curated — was passed over for</w:t>
       </w:r>
       <w:r>
         <w:t xml:space="preserve"> </w:t>
@@ -193,7 +205,7 @@
           <w:b/>
           <w:bCs/>
         </w:rPr>
-        <w:t xml:space="preserve">63,956 — one in fourteen — reached past his English to show a machine’s</w:t>
+        <w:t xml:space="preserve">63,956 — one in fourteen — reached past Geshe Michael’s English to show a</w:t>
       </w:r>
       <w:r>
         <w:rPr>
@@ -207,7 +219,7 @@
           <w:b/>
           <w:bCs/>
         </w:rPr>
-        <w:t xml:space="preserve">guess instead.</w:t>
+        <w:t xml:space="preserve">machine’s guess instead.</w:t>
       </w:r>
       <w:r>
         <w:t xml:space="preserve"> </w:t>
@@ -229,13 +241,7 @@
         <w:t xml:space="preserve"> </w:t>
       </w:r>
       <w:r>
-        <w:t xml:space="preserve">his</w:t>
-      </w:r>
-      <w:r>
-        <w:t xml:space="preserve"> </w:t>
-      </w:r>
-      <w:r>
-        <w:t xml:space="preserve">term entirely rather than ranking it second, in</w:t>
+        <w:t xml:space="preserve">Geshe Michael’s term entirely rather than ranking it second, in</w:t>
       </w:r>
       <w:r>
         <w:t xml:space="preserve"> </w:t>
@@ -286,7 +292,7 @@
         <w:t xml:space="preserve"> </w:t>
       </w:r>
       <w:r>
-        <w:t xml:space="preserve">pairs Tibetan with his English, and</w:t>
+        <w:t xml:space="preserve">pairs Tibetan with Geshe Michael’s English, and</w:t>
       </w:r>
       <w:r>
         <w:t xml:space="preserve"> </w:t>
@@ -296,7 +302,7 @@
           <w:b/>
           <w:bCs/>
         </w:rPr>
-        <w:t xml:space="preserve">1,066 of its 42,199 passages hold</w:t>
+        <w:t xml:space="preserve">1,066 of its 42,199 passages</w:t>
       </w:r>
       <w:r>
         <w:rPr>
@@ -310,7 +316,7 @@
           <w:b/>
           <w:bCs/>
         </w:rPr>
-        <w:t xml:space="preserve">something in the English column that was never a translation at all</w:t>
+        <w:t xml:space="preserve">hold something in the English column that was never a translation at all</w:t>
       </w:r>
       <w:r>
         <w:t xml:space="preserve">:</w:t>
@@ -443,19 +449,19 @@
         <w:t xml:space="preserve"> </w:t>
       </w:r>
       <w:r>
-        <w:t xml:space="preserve">presenting one of these as his English; there are none now. Where the reading</w:t>
-      </w:r>
-      <w:r>
-        <w:t xml:space="preserve"> </w:t>
-      </w:r>
-      <w:r>
-        <w:t xml:space="preserve">page quotes such a passage it still shows it — it is what the corpus says — but</w:t>
-      </w:r>
-      <w:r>
-        <w:t xml:space="preserve"> </w:t>
-      </w:r>
-      <w:r>
-        <w:t xml:space="preserve">it is labelled</w:t>
+        <w:t xml:space="preserve">presenting one of these as Geshe Michael’s English; there are none now. Where</w:t>
+      </w:r>
+      <w:r>
+        <w:t xml:space="preserve"> </w:t>
+      </w:r>
+      <w:r>
+        <w:t xml:space="preserve">the reading page quotes such a passage it still shows it — it is what the</w:t>
+      </w:r>
+      <w:r>
+        <w:t xml:space="preserve"> </w:t>
+      </w:r>
+      <w:r>
+        <w:t xml:space="preserve">corpus says — but it is labelled</w:t>
       </w:r>
       <w:r>
         <w:t xml:space="preserve"> </w:t>
@@ -471,7 +477,13 @@
         <w:t xml:space="preserve"> </w:t>
       </w:r>
       <w:r>
-        <w:t xml:space="preserve">rather than badged as his.</w:t>
+        <w:t xml:space="preserve">rather than badged as</w:t>
+      </w:r>
+      <w:r>
+        <w:t xml:space="preserve"> </w:t>
+      </w:r>
+      <w:r>
+        <w:t xml:space="preserve">Geshe Michael’s.</w:t>
       </w:r>
     </w:p>
     <w:bookmarkEnd w:id="10"/>
@@ -507,19 +519,19 @@
         </w:numPr>
       </w:pPr>
       <w:r>
-        <w:t xml:space="preserve">A test of whether his English is shown before reference material searched the</w:t>
-      </w:r>
-      <w:r>
-        <w:t xml:space="preserve"> </w:t>
-      </w:r>
-      <w:r>
-        <w:t xml:space="preserve">page for two words that page never prints. It passed on their absence, every</w:t>
-      </w:r>
-      <w:r>
-        <w:t xml:space="preserve"> </w:t>
-      </w:r>
-      <w:r>
-        <w:t xml:space="preserve">time, for months.</w:t>
+        <w:t xml:space="preserve">A test of whether Geshe Michael’s English is shown before reference material</w:t>
+      </w:r>
+      <w:r>
+        <w:t xml:space="preserve"> </w:t>
+      </w:r>
+      <w:r>
+        <w:t xml:space="preserve">searched the page for two words that page never prints. It passed on their</w:t>
+      </w:r>
+      <w:r>
+        <w:t xml:space="preserve"> </w:t>
+      </w:r>
+      <w:r>
+        <w:t xml:space="preserve">absence, every time, for months.</w:t>
       </w:r>
     </w:p>
     <w:p>
@@ -565,29 +577,35 @@
         </w:numPr>
       </w:pPr>
       <w:r>
-        <w:t xml:space="preserve">A test proved the AI assistant receives his definitions, but never that it</w:t>
-      </w:r>
-      <w:r>
-        <w:t xml:space="preserve"> </w:t>
-      </w:r>
-      <w:r>
-        <w:t xml:space="preserve">receives which ones are</w:t>
+        <w:t xml:space="preserve">A test proved the AI assistant receives Geshe Michael’s definitions, but</w:t>
+      </w:r>
+      <w:r>
+        <w:t xml:space="preserve"> </w:t>
+      </w:r>
+      <w:r>
+        <w:t xml:space="preserve">never that it receives</w:t>
       </w:r>
       <w:r>
         <w:t xml:space="preserve"> </w:t>
       </w:r>
       <w:r>
         <w:rPr>
-          <w:i/>
-          <w:iCs/>
+          <w:b/>
+          <w:bCs/>
         </w:rPr>
-        <w:t xml:space="preserve">his</w:t>
-      </w:r>
-      <w:r>
-        <w:t xml:space="preserve"> </w:t>
-      </w:r>
-      <w:r>
-        <w:t xml:space="preserve">— the one thing that prompt calls mandatory.</w:t>
+        <w:t xml:space="preserve">which of them are Geshe Michael’s own</w:t>
+      </w:r>
+      <w:r>
+        <w:t xml:space="preserve"> </w:t>
+      </w:r>
+      <w:r>
+        <w:t xml:space="preserve">— the one</w:t>
+      </w:r>
+      <w:r>
+        <w:t xml:space="preserve"> </w:t>
+      </w:r>
+      <w:r>
+        <w:t xml:space="preserve">thing that prompt calls mandatory.</w:t>
       </w:r>
     </w:p>
     <w:p>
@@ -784,6 +802,36 @@
       </w:r>
       <w:r>
         <w:t xml:space="preserve">above came out of that one question.</w:t>
+      </w:r>
+    </w:p>
+    <w:p>
+      <w:pPr>
+        <w:pStyle w:val="Compact"/>
+        <w:numPr>
+          <w:ilvl w:val="0"/>
+          <w:numId w:val="1003"/>
+        </w:numPr>
+      </w:pPr>
+      <w:r>
+        <w:t xml:space="preserve">Ruled that Geshe Michael is to be named everywhere the software or its</w:t>
+      </w:r>
+      <w:r>
+        <w:t xml:space="preserve"> </w:t>
+      </w:r>
+      <w:r>
+        <w:t xml:space="preserve">records refer to those translations — no pronoun standing in for the person</w:t>
+      </w:r>
+      <w:r>
+        <w:t xml:space="preserve"> </w:t>
+      </w:r>
+      <w:r>
+        <w:t xml:space="preserve">whose English the whole project exists to keep straight. That sweep is under</w:t>
+      </w:r>
+      <w:r>
+        <w:t xml:space="preserve"> </w:t>
+      </w:r>
+      <w:r>
+        <w:t xml:space="preserve">way across the app, the code and these digests.</w:t>
       </w:r>
     </w:p>
     <w:p>
@@ -845,7 +893,7 @@
               <w:pStyle w:val="Compact"/>
             </w:pPr>
             <w:r>
-              <w:t xml:space="preserve">Word lookups where a machine’s guess displaced his English</w:t>
+              <w:t xml:space="preserve">Word lookups where a machine’s guess displaced Geshe Michael’s English</w:t>
             </w:r>
           </w:p>
         </w:tc>
@@ -869,7 +917,7 @@
               <w:pStyle w:val="Compact"/>
             </w:pPr>
             <w:r>
-              <w:t xml:space="preserve">His terms deleted outright from the translator’s checking page</w:t>
+              <w:t xml:space="preserve">Geshe Michael’s terms deleted outright from the translator’s checking page</w:t>
             </w:r>
           </w:p>
         </w:tc>
@@ -917,7 +965,7 @@
               <w:pStyle w:val="Compact"/>
             </w:pPr>
             <w:r>
-              <w:t xml:space="preserve">Exercises on my phone presenting one as his English</w:t>
+              <w:t xml:space="preserve">Exercises on my phone presenting one as Geshe Michael’s English</w:t>
             </w:r>
           </w:p>
         </w:tc>
@@ -1064,6 +1112,18 @@
       </w:pPr>
       <w:r>
         <w:t xml:space="preserve">Tomorrow</w:t>
+      </w:r>
+    </w:p>
+    <w:p>
+      <w:pPr>
+        <w:pStyle w:val="Compact"/>
+        <w:numPr>
+          <w:ilvl w:val="0"/>
+          <w:numId w:val="1005"/>
+        </w:numPr>
+      </w:pPr>
+      <w:r>
+        <w:t xml:space="preserve">Finish naming Geshe Michael everywhere in the software and its records.</w:t>
       </w:r>
     </w:p>
     <w:p>
